--- a/en/wisdom-stories/woman-and-the-mirror.docx
+++ b/en/wisdom-stories/woman-and-the-mirror.docx
@@ -3,63 +3,105 @@
 <w:document xmlns:wpc="http://schemas.microsoft.com/office/word/2010/wordprocessingCanvas" xmlns:mo="http://schemas.microsoft.com/office/mac/office/2008/main" xmlns:mc="http://schemas.openxmlformats.org/markup-compatibility/2006" xmlns:mv="urn:schemas-microsoft-com:mac:vml" xmlns:o="urn:schemas-microsoft-com:office:office" xmlns:r="http://schemas.openxmlformats.org/officeDocument/2006/relationships" xmlns:m="http://schemas.openxmlformats.org/officeDocument/2006/math" xmlns:v="urn:schemas-microsoft-com:vml" xmlns:wp14="http://schemas.microsoft.com/office/word/2010/wordprocessingDrawing" xmlns:wp="http://schemas.openxmlformats.org/drawingml/2006/wordprocessingDrawing" xmlns:w10="urn:schemas-microsoft-com:office:word" xmlns:w="http://schemas.openxmlformats.org/wordprocessingml/2006/main" xmlns:w14="http://schemas.microsoft.com/office/word/2010/wordml" xmlns:wpg="http://schemas.microsoft.com/office/word/2010/wordprocessingGroup" xmlns:wpi="http://schemas.microsoft.com/office/word/2010/wordprocessingInk" xmlns:wne="http://schemas.microsoft.com/office/word/2006/wordml" xmlns:wps="http://schemas.microsoft.com/office/word/2010/wordprocessingShape" mc:Ignorable="w14 wp14">
   <w:body>
     <w:p>
+      <w:pPr>
+        <w:pStyle w:val="Title"/>
+      </w:pPr>
       <w:r>
-        <w:t>Woman and the mirror</w:t>
+        <w:t>The Woman and the Mirror</w:t>
       </w:r>
     </w:p>
     <w:p>
+      <w:pPr/>
       <w:r>
         <w:t>A woman wakes up in the morning and looks in the mirror. She sees that she has three strands of hair left on her head.</w:t>
       </w:r>
     </w:p>
     <w:p>
+      <w:pPr>
+        <w:spacing w:after="80"/>
+      </w:pPr>
       <w:r>
-        <w:t>“Hmm... — she says. — Today I’ll braid my hair…” She braids her hair and has a great day...</w:t>
+        <w:t>“I’ll braid my hair today,” she decided. She did, and had a lovely day.</w:t>
       </w:r>
     </w:p>
     <w:p>
+      <w:pPr/>
       <w:r>
         <w:t>The next day she wakes up and looks in the mirror again... She sees that she has two strands of hair left on her head.</w:t>
       </w:r>
     </w:p>
     <w:p>
+      <w:pPr>
+        <w:spacing w:after="80"/>
+      </w:pPr>
       <w:r>
-        <w:t>“Hmm... — she says. — Today I’ll part my hair in two…” She does what she said and has another great day...</w:t>
+        <w:t>“I’ll part it down the middle.” She did, and had another lovely day.</w:t>
       </w:r>
     </w:p>
     <w:p>
+      <w:pPr>
+        <w:spacing w:after="80"/>
+      </w:pPr>
       <w:r>
         <w:t>The next day she wakes up and sees that she has only one strand of hair left on her head.</w:t>
       </w:r>
     </w:p>
     <w:p>
+      <w:pPr>
+        <w:spacing w:after="80"/>
+      </w:pPr>
       <w:r>
-        <w:t>“No problem, that’s fine... — she says. — Today I’ll do a ponytail too...” She does so and has another great day...</w:t>
+        <w:t>“A ponytail today!” she said cheerfully, and enjoyed her day again.</w:t>
       </w:r>
     </w:p>
     <w:p>
+      <w:pPr>
+        <w:spacing w:after="80"/>
+      </w:pPr>
       <w:r>
         <w:t>Another day she looks in the mirror and sees that she has no hair left on her head.</w:t>
       </w:r>
     </w:p>
     <w:p>
+      <w:pPr>
+        <w:keepNext/>
+        <w:spacing w:after="80"/>
+      </w:pPr>
       <w:r>
-        <w:t>“Oh my!… — she shouts happily. — How great, I don’t have any hair problems today!”</w:t>
+        <w:t>“Wonderful!” she exclaimed. “Today I won’t have to do my hair at all.”</w:t>
       </w:r>
     </w:p>
     <w:p>
+      <w:pPr>
+        <w:keepNext/>
+        <w:keepLines/>
+        <w:spacing w:before="160" w:after="80"/>
+      </w:pPr>
       <w:r>
-        <w:t>Moral: Everything depends on the perspective. Those who cannot create happiness within themselves cannot take it from others - they can walk even in the rain.</w:t>
+        <w:rPr>
+          <w:b/>
+        </w:rPr>
+        <w:t>Moral:</w:t>
+      </w:r>
+      <w:r>
+        <w:t xml:space="preserve"> We cannot control every change, but our outlook can help us meet it with good humor.</w:t>
       </w:r>
     </w:p>
     <w:p>
+      <w:pPr>
+        <w:spacing w:after="80"/>
+      </w:pPr>
       <w:r>
-        <w:t>The story was obtained from open Internet sources.</w:t>
+        <w:rPr>
+          <w:i/>
+          <w:sz w:val="18"/>
+        </w:rPr>
+        <w:t>Source: Publicly available internet sources.</w:t>
       </w:r>
     </w:p>
     <w:sectPr>
       <w:pgSz w:w="12240" w:h="15840"/>
-      <w:pgMar w:top="1440" w:right="1800" w:bottom="1440" w:left="1800" w:header="720" w:footer="720" w:gutter="0"/>
+      <w:pgMar w:top="1080" w:right="1224" w:bottom="1080" w:left="1224" w:header="720" w:footer="720" w:gutter="0"/>
       <w:cols w:space="720"/>
       <w:docGrid w:linePitch="360"/>
     </w:sectPr>
@@ -430,6 +472,16 @@
     <w:name w:val="Normal"/>
     <w:qFormat/>
     <w:rsid w:val="00FC693F"/>
+    <w:pPr>
+      <w:widowControl/>
+      <w:spacing w:after="120" w:line="259" w:lineRule="auto"/>
+    </w:pPr>
+    <w:rPr>
+      <w:rFonts w:ascii="Arial" w:hAnsi="Arial"/>
+      <w:color w:val="000000"/>
+      <w:sz w:val="22"/>
+      <w:lang w:val="en-US"/>
+    </w:rPr>
   </w:style>
   <w:style w:type="paragraph" w:styleId="Header">
     <w:name w:val="header"/>
@@ -772,18 +824,17 @@
     <w:qFormat/>
     <w:rsid w:val="00FC693F"/>
     <w:pPr>
-      <w:pBdr>
-        <w:bottom w:val="single" w:sz="8" w:space="4" w:color="4F81BD" w:themeColor="accent1"/>
-      </w:pBdr>
-      <w:spacing w:after="300" w:line="240" w:lineRule="auto"/>
+      <w:keepNext/>
+      <w:spacing w:after="280" w:line="240" w:lineRule="auto"/>
       <w:contextualSpacing/>
     </w:pPr>
     <w:rPr>
-      <w:rFonts w:asciiTheme="majorHAnsi" w:eastAsiaTheme="majorEastAsia" w:hAnsiTheme="majorHAnsi" w:cstheme="majorBidi"/>
-      <w:color w:val="17365D" w:themeColor="text2" w:themeShade="BF"/>
+      <w:rFonts w:asciiTheme="majorHAnsi" w:eastAsiaTheme="majorEastAsia" w:hAnsiTheme="majorHAnsi" w:cstheme="majorBidi" w:ascii="Arial" w:hAnsi="Arial"/>
+      <w:b/>
+      <w:color w:val="000000"/>
       <w:spacing w:val="5"/>
       <w:kern w:val="28"/>
-      <w:sz w:val="52"/>
+      <w:sz w:val="34"/>
       <w:szCs w:val="52"/>
     </w:rPr>
   </w:style>
@@ -1259,9 +1310,6 @@
     <w:qFormat/>
     <w:rsid w:val="00FC693F"/>
     <w:pPr>
-      <w:pBdr>
-        <w:bottom w:val="single" w:sz="4" w:space="4" w:color="4F81BD" w:themeColor="accent1"/>
-      </w:pBdr>
       <w:spacing w:before="200" w:after="280"/>
       <w:ind w:left="936" w:right="936"/>
     </w:pPr>

--- a/en/wisdom-stories/woman-and-the-mirror.docx
+++ b/en/wisdom-stories/woman-and-the-mirror.docx
@@ -43,7 +43,7 @@
         <w:spacing w:after="80"/>
       </w:pPr>
       <w:r>
-        <w:t>The next day she wakes up and sees that she has only one strand of hair left on her head.</w:t>
+        <w:t>The next day she wakes up and sees in the mirror that she has only one strand of hair left on her head.</w:t>
       </w:r>
     </w:p>
     <w:p>
@@ -51,7 +51,7 @@
         <w:spacing w:after="80"/>
       </w:pPr>
       <w:r>
-        <w:t>“A ponytail today!” she said cheerfully, and enjoyed her day again.</w:t>
+        <w:t>“Never mind, so be it,” she says. “I’ll make a ponytail today too.” She does, and spends a truly splendid day.</w:t>
       </w:r>
     </w:p>
     <w:p>
@@ -81,11 +81,9 @@
         <w:rPr>
           <w:b/>
         </w:rPr>
-        <w:t>Moral:</w:t>
+        <w:t>Moral: Our outlook on life affects our mood. Do not expect happiness only from someone else; even on a hard day, try to find a reason to rejoice.</w:t>
       </w:r>
-      <w:r>
-        <w:t xml:space="preserve"> We cannot control every change, but our outlook can help us meet it with good humor.</w:t>
-      </w:r>
+      <w:r/>
     </w:p>
     <w:p>
       <w:pPr>
@@ -96,7 +94,7 @@
           <w:i/>
           <w:sz w:val="18"/>
         </w:rPr>
-        <w:t>Source: Publicly available internet sources.</w:t>
+        <w:t>Stories are taken from open Internet sources; illustrations were created with AI.</w:t>
       </w:r>
     </w:p>
     <w:sectPr>

--- a/en/wisdom-stories/woman-and-the-mirror.docx
+++ b/en/wisdom-stories/woman-and-the-mirror.docx
@@ -172,7 +172,7 @@
           <w:bCs/>
           <w:lang/>
         </w:rPr>
-        <w:t>Moral: We cannot change every situation, but we can choose how we approach it. Sometimes a little humour and a fresh perspective can make a difficult day easier.</w:t>
+        <w:t xml:space="preserve">Moral: We cannot change every situation, but we can choose how we approach it. Sometimes a little humor and a fresh perspective can make a difficult day easier.</w:t>
       </w:r>
     </w:p>
     <w:p>
